--- a/cv/Lee_Seunghyeon_CV_v12.docx
+++ b/cv/Lee_Seunghyeon_CV_v12.docx
@@ -7873,6 +7873,46 @@
           <w:sz w:val="21"/>
         </w:rPr>
         <w:t>Invited Lectures &amp; Workshops  (20+ sessions, 2022 — 2026)</w:t>
+      </w:r>
+    </w:p>
+    <w:p>
+      <w:pPr>
+        <w:tabs>
+          <w:tab w:pos="10224" w:val="right"/>
+        </w:tabs>
+        <w:spacing w:before="80"/>
+        <w:ind w:left="403" w:hanging="403"/>
+      </w:pPr>
+      <w:r>
+        <w:rPr>
+          <w:rFonts w:ascii="Cambria" w:hAnsi="Cambria" w:cs="Cambria" w:eastAsia="Cambria"/>
+          <w:b w:val="0"/>
+          <w:i w:val="0"/>
+          <w:color w:val="1F4E3D"/>
+          <w:sz w:val="20"/>
+        </w:rPr>
+        <w:t xml:space="preserve">• </w:t>
+      </w:r>
+      <w:r>
+        <w:rPr>
+          <w:rFonts w:ascii="Cambria" w:hAnsi="Cambria" w:cs="Cambria" w:eastAsia="Cambria"/>
+          <w:b w:val="0"/>
+          <w:i w:val="0"/>
+          <w:color w:val="1A1A1A"/>
+          <w:sz w:val="20"/>
+        </w:rPr>
+        <w:t>Gumi Urban Corporation — Sewerage design-standards course for wastewater-sector professionals</w:t>
+      </w:r>
+      <w:r>
+        <w:rPr>
+          <w:rFonts w:ascii="Cambria" w:hAnsi="Cambria" w:cs="Cambria" w:eastAsia="Cambria"/>
+          <w:b w:val="0"/>
+          <w:i w:val="0"/>
+          <w:color w:val="444444"/>
+          <w:sz w:val="20"/>
+        </w:rPr>
+        <w:tab/>
+        <w:t>2026</w:t>
       </w:r>
     </w:p>
     <w:p>

--- a/cv/Lee_Seunghyeon_CV_v12.docx
+++ b/cv/Lee_Seunghyeon_CV_v12.docx
@@ -643,7 +643,7 @@
           <w:color w:val="6F6F6F"/>
           <w:sz w:val="18"/>
         </w:rPr>
-        <w:t>APA 7th.  Name in bold = author; † = first author.  Impact Factor / quartile shown where available.  (SCI then KCI; newest first)</w:t>
+        <w:t>APA 7th.  Name in bold = author; † = first author.  Impact Factor / quartile shown where available.  (SCIE / ESCI, then KCI; newest first)</w:t>
       </w:r>
     </w:p>
     <w:p>
@@ -829,6 +829,16 @@
           <w:color w:val="1F4E3D"/>
           <w:sz w:val="18"/>
         </w:rPr>
+        <w:t xml:space="preserve">  · ESCI</w:t>
+      </w:r>
+      <w:r>
+        <w:rPr>
+          <w:rFonts w:ascii="Cambria" w:hAnsi="Cambria" w:cs="Cambria" w:eastAsia="Cambria"/>
+          <w:b w:val="0"/>
+          <w:i w:val="0"/>
+          <w:color w:val="1F4E3D"/>
+          <w:sz w:val="18"/>
+        </w:rPr>
         <w:t xml:space="preserve">  · IF 2.4, Q2 (2026)</w:t>
       </w:r>
     </w:p>
@@ -1035,6 +1045,16 @@
           <w:color w:val="1F4E3D"/>
           <w:sz w:val="18"/>
         </w:rPr>
+        <w:t xml:space="preserve">  · SCIE</w:t>
+      </w:r>
+      <w:r>
+        <w:rPr>
+          <w:rFonts w:ascii="Cambria" w:hAnsi="Cambria" w:cs="Cambria" w:eastAsia="Cambria"/>
+          <w:b w:val="0"/>
+          <w:i w:val="0"/>
+          <w:color w:val="1F4E3D"/>
+          <w:sz w:val="18"/>
+        </w:rPr>
         <w:t xml:space="preserve">  · IF 6.4, Q1 (2026)</w:t>
       </w:r>
     </w:p>
@@ -1271,6 +1291,16 @@
           <w:color w:val="1F4E3D"/>
           <w:sz w:val="18"/>
         </w:rPr>
+        <w:t xml:space="preserve">  · SCIE</w:t>
+      </w:r>
+      <w:r>
+        <w:rPr>
+          <w:rFonts w:ascii="Cambria" w:hAnsi="Cambria" w:cs="Cambria" w:eastAsia="Cambria"/>
+          <w:b w:val="0"/>
+          <w:i w:val="0"/>
+          <w:color w:val="1F4E3D"/>
+          <w:sz w:val="18"/>
+        </w:rPr>
         <w:t xml:space="preserve">  · IF 7.4, Q1 (2026)</w:t>
       </w:r>
     </w:p>
@@ -1537,6 +1567,16 @@
           <w:color w:val="1F4E3D"/>
           <w:sz w:val="18"/>
         </w:rPr>
+        <w:t xml:space="preserve">  · SCIE</w:t>
+      </w:r>
+      <w:r>
+        <w:rPr>
+          <w:rFonts w:ascii="Cambria" w:hAnsi="Cambria" w:cs="Cambria" w:eastAsia="Cambria"/>
+          <w:b w:val="0"/>
+          <w:i w:val="0"/>
+          <w:color w:val="1F4E3D"/>
+          <w:sz w:val="18"/>
+        </w:rPr>
         <w:t xml:space="preserve">  · IF 11.4, Q1 (2026)</w:t>
       </w:r>
     </w:p>
@@ -1703,6 +1743,16 @@
           <w:color w:val="1F4E3D"/>
           <w:sz w:val="18"/>
         </w:rPr>
+        <w:t xml:space="preserve">  · SCIE</w:t>
+      </w:r>
+      <w:r>
+        <w:rPr>
+          <w:rFonts w:ascii="Cambria" w:hAnsi="Cambria" w:cs="Cambria" w:eastAsia="Cambria"/>
+          <w:b w:val="0"/>
+          <w:i w:val="0"/>
+          <w:color w:val="1F4E3D"/>
+          <w:sz w:val="18"/>
+        </w:rPr>
         <w:t xml:space="preserve">  · IF 3.4, Q1 (2025)</w:t>
       </w:r>
     </w:p>
@@ -1889,6 +1939,16 @@
           <w:color w:val="1F4E3D"/>
           <w:sz w:val="18"/>
         </w:rPr>
+        <w:t xml:space="preserve">  · SCIE</w:t>
+      </w:r>
+      <w:r>
+        <w:rPr>
+          <w:rFonts w:ascii="Cambria" w:hAnsi="Cambria" w:cs="Cambria" w:eastAsia="Cambria"/>
+          <w:b w:val="0"/>
+          <w:i w:val="0"/>
+          <w:color w:val="1F4E3D"/>
+          <w:sz w:val="18"/>
+        </w:rPr>
         <w:t xml:space="preserve">  · IF 5.0, Q1 (2022)</w:t>
       </w:r>
     </w:p>
@@ -2047,6 +2107,16 @@
           <w:t xml:space="preserve">https://doi.org/10.13087/kosert.2026.29.2.21</w:t>
         </w:r>
       </w:hyperlink>
+      <w:r>
+        <w:rPr>
+          <w:rFonts w:ascii="Cambria" w:hAnsi="Cambria" w:cs="Cambria" w:eastAsia="Cambria"/>
+          <w:b w:val="0"/>
+          <w:i w:val="0"/>
+          <w:color w:val="1F4E3D"/>
+          <w:sz w:val="18"/>
+        </w:rPr>
+        <w:t xml:space="preserve">  · KCI</w:t>
+      </w:r>
     </w:p>
     <w:p>
       <w:pPr>
@@ -2243,6 +2313,16 @@
           <w:t xml:space="preserve">https://doi.org/10.13087/kosert.2026.29.2.41</w:t>
         </w:r>
       </w:hyperlink>
+      <w:r>
+        <w:rPr>
+          <w:rFonts w:ascii="Cambria" w:hAnsi="Cambria" w:cs="Cambria" w:eastAsia="Cambria"/>
+          <w:b w:val="0"/>
+          <w:i w:val="0"/>
+          <w:color w:val="1F4E3D"/>
+          <w:sz w:val="18"/>
+        </w:rPr>
+        <w:t xml:space="preserve">  · KCI</w:t>
+      </w:r>
     </w:p>
     <w:p>
       <w:pPr>
@@ -2429,6 +2509,16 @@
           <w:t xml:space="preserve">https://doi.org/10.13087/kosert.2025.28.6.95</w:t>
         </w:r>
       </w:hyperlink>
+      <w:r>
+        <w:rPr>
+          <w:rFonts w:ascii="Cambria" w:hAnsi="Cambria" w:cs="Cambria" w:eastAsia="Cambria"/>
+          <w:b w:val="0"/>
+          <w:i w:val="0"/>
+          <w:color w:val="1F4E3D"/>
+          <w:sz w:val="18"/>
+        </w:rPr>
+        <w:t xml:space="preserve">  · KCI</w:t>
+      </w:r>
     </w:p>
     <w:p>
       <w:pPr>
@@ -2715,6 +2805,16 @@
           <w:t xml:space="preserve">https://doi.org/10.13087/kosert.2024.27.2.55</w:t>
         </w:r>
       </w:hyperlink>
+      <w:r>
+        <w:rPr>
+          <w:rFonts w:ascii="Cambria" w:hAnsi="Cambria" w:cs="Cambria" w:eastAsia="Cambria"/>
+          <w:b w:val="0"/>
+          <w:i w:val="0"/>
+          <w:color w:val="1F4E3D"/>
+          <w:sz w:val="18"/>
+        </w:rPr>
+        <w:t xml:space="preserve">  · KCI</w:t>
+      </w:r>
     </w:p>
     <w:p>
       <w:pPr>

--- a/cv/Lee_Seunghyeon_CV_v12.docx
+++ b/cv/Lee_Seunghyeon_CV_v12.docx
@@ -3937,7 +3937,7 @@
           <w:color w:val="444444"/>
           <w:sz w:val="20"/>
         </w:rPr>
-        <w:t>Asia Week, Fukuoka, Japan / Online.</w:t>
+        <w:t>Invited talk, Asia Week, Fukuoka, Japan / Online.</w:t>
       </w:r>
     </w:p>
     <w:p>
@@ -3993,7 +3993,7 @@
           <w:color w:val="444444"/>
           <w:sz w:val="20"/>
         </w:rPr>
-        <w:t>NEF (Neocity Empowerment Forum), Orlando, FL, US.</w:t>
+        <w:t>Invited talk, NEF (Neocity Empowerment Forum), Orlando, FL, US.</w:t>
       </w:r>
     </w:p>
     <w:p>

--- a/cv/Lee_Seunghyeon_CV_v12.docx
+++ b/cv/Lee_Seunghyeon_CV_v12.docx
@@ -3770,6 +3770,62 @@
           <w:spacing w:val="30"/>
         </w:rPr>
         <w:t>Invited Talks</w:t>
+      </w:r>
+    </w:p>
+    <w:p>
+      <w:pPr>
+        <w:spacing w:before="80"/>
+        <w:ind w:left="403" w:hanging="403"/>
+      </w:pPr>
+      <w:r>
+        <w:rPr>
+          <w:rFonts w:ascii="Cambria" w:hAnsi="Cambria" w:cs="Cambria" w:eastAsia="Cambria"/>
+          <w:b w:val="0"/>
+          <w:i w:val="0"/>
+          <w:color w:val="1F4E3D"/>
+          <w:sz w:val="20"/>
+        </w:rPr>
+        <w:t xml:space="preserve">• </w:t>
+      </w:r>
+      <w:r>
+        <w:rPr>
+          <w:rFonts w:ascii="Cambria" w:hAnsi="Cambria" w:cs="Cambria" w:eastAsia="Cambria"/>
+          <w:b/>
+          <w:i w:val="0"/>
+          <w:color w:val="1A1A1A"/>
+          <w:sz w:val="20"/>
+        </w:rPr>
+        <w:t>Seunghyeon Lee</w:t>
+      </w:r>
+      <w:r>
+        <w:rPr>
+          <w:rFonts w:ascii="Cambria" w:hAnsi="Cambria" w:cs="Cambria" w:eastAsia="Cambria"/>
+          <w:b w:val="0"/>
+          <w:i w:val="0"/>
+          <w:color w:val="1A1A1A"/>
+          <w:sz w:val="20"/>
+        </w:rPr>
+        <w:t xml:space="preserve"> (2026). </w:t>
+      </w:r>
+      <w:r>
+        <w:rPr>
+          <w:rFonts w:ascii="Cambria" w:hAnsi="Cambria" w:cs="Cambria" w:eastAsia="Cambria"/>
+          <w:b w:val="0"/>
+          <w:i w:val="0"/>
+          <w:color w:val="1A1A1A"/>
+          <w:sz w:val="20"/>
+        </w:rPr>
+        <w:t xml:space="preserve">Principles and applications of LiDAR. </w:t>
+      </w:r>
+      <w:r>
+        <w:rPr>
+          <w:rFonts w:ascii="Cambria" w:hAnsi="Cambria" w:cs="Cambria" w:eastAsia="Cambria"/>
+          <w:b w:val="0"/>
+          <w:i/>
+          <w:color w:val="444444"/>
+          <w:sz w:val="20"/>
+        </w:rPr>
+        <w:t>Guest lecture, Landscape Systems Analysis Seminar, Department of Environmental Design, Seoul National University.</w:t>
       </w:r>
     </w:p>
     <w:p>

--- a/cv/Lee_Seunghyeon_CV_v12.docx
+++ b/cv/Lee_Seunghyeon_CV_v12.docx
@@ -664,6 +664,26 @@
       <w:r>
         <w:rPr>
           <w:rFonts w:ascii="Cambria" w:hAnsi="Cambria" w:cs="Cambria" w:eastAsia="Cambria"/>
+          <w:b w:val="0"/>
+          <w:i w:val="0"/>
+          <w:color w:val="1A1A1A"/>
+          <w:sz w:val="20"/>
+        </w:rPr>
+        <w:t>Kim, Y.</w:t>
+      </w:r>
+      <w:r>
+        <w:rPr>
+          <w:rFonts w:ascii="Cambria" w:hAnsi="Cambria" w:cs="Cambria" w:eastAsia="Cambria"/>
+          <w:b w:val="0"/>
+          <w:i w:val="0"/>
+          <w:color w:val="1A1A1A"/>
+          <w:sz w:val="20"/>
+        </w:rPr>
+        <w:t xml:space="preserve">, </w:t>
+      </w:r>
+      <w:r>
+        <w:rPr>
+          <w:rFonts w:ascii="Cambria" w:hAnsi="Cambria" w:cs="Cambria" w:eastAsia="Cambria"/>
           <w:b/>
           <w:i w:val="0"/>
           <w:color w:val="1A1A1A"/>
@@ -674,8 +694,184 @@
       <w:r>
         <w:rPr>
           <w:rFonts w:ascii="Cambria" w:hAnsi="Cambria" w:cs="Cambria" w:eastAsia="Cambria"/>
+          <w:b w:val="0"/>
+          <w:i w:val="0"/>
+          <w:color w:val="1A1A1A"/>
+          <w:sz w:val="20"/>
+        </w:rPr>
+        <w:t xml:space="preserve">, </w:t>
+      </w:r>
+      <w:r>
+        <w:rPr>
+          <w:rFonts w:ascii="Cambria" w:hAnsi="Cambria" w:cs="Cambria" w:eastAsia="Cambria"/>
+          <w:b w:val="0"/>
+          <w:i w:val="0"/>
+          <w:color w:val="1A1A1A"/>
+          <w:sz w:val="20"/>
+        </w:rPr>
+        <w:t>Shin, W.</w:t>
+      </w:r>
+      <w:r>
+        <w:rPr>
+          <w:rFonts w:ascii="Cambria" w:hAnsi="Cambria" w:cs="Cambria" w:eastAsia="Cambria"/>
+          <w:b w:val="0"/>
+          <w:i w:val="0"/>
+          <w:color w:val="1A1A1A"/>
+          <w:sz w:val="20"/>
+        </w:rPr>
+        <w:t xml:space="preserve">, </w:t>
+      </w:r>
+      <w:r>
+        <w:rPr>
+          <w:rFonts w:ascii="Cambria" w:hAnsi="Cambria" w:cs="Cambria" w:eastAsia="Cambria"/>
+          <w:b w:val="0"/>
+          <w:i w:val="0"/>
+          <w:color w:val="1A1A1A"/>
+          <w:sz w:val="20"/>
+        </w:rPr>
+        <w:t xml:space="preserve">&amp; </w:t>
+      </w:r>
+      <w:r>
+        <w:rPr>
+          <w:rFonts w:ascii="Cambria" w:hAnsi="Cambria" w:cs="Cambria" w:eastAsia="Cambria"/>
+          <w:b w:val="0"/>
+          <w:i w:val="0"/>
+          <w:color w:val="1A1A1A"/>
+          <w:sz w:val="20"/>
+        </w:rPr>
+        <w:t>Song, Y.</w:t>
+      </w:r>
+      <w:r>
+        <w:rPr>
+          <w:rFonts w:ascii="Cambria" w:hAnsi="Cambria" w:cs="Cambria" w:eastAsia="Cambria"/>
+          <w:b w:val="0"/>
+          <w:i w:val="0"/>
+          <w:color w:val="1A1A1A"/>
+          <w:sz w:val="20"/>
+        </w:rPr>
+        <w:t xml:space="preserve"> (2026). </w:t>
+      </w:r>
+      <w:r>
+        <w:rPr>
+          <w:rFonts w:ascii="Cambria" w:hAnsi="Cambria" w:cs="Cambria" w:eastAsia="Cambria"/>
+          <w:b w:val="0"/>
+          <w:i w:val="0"/>
+          <w:color w:val="1A1A1A"/>
+          <w:sz w:val="20"/>
+        </w:rPr>
+        <w:t xml:space="preserve">Integrating unmanned aerial vehicle-derived habitat metrics with movement persistence and species distribution models to characterize seasonal habitat use of invasive turtles in urban wetlands. </w:t>
+      </w:r>
+      <w:r>
+        <w:rPr>
+          <w:rFonts w:ascii="Cambria" w:hAnsi="Cambria" w:cs="Cambria" w:eastAsia="Cambria"/>
+          <w:b w:val="0"/>
+          <w:i/>
+          <w:color w:val="1A1A1A"/>
+          <w:sz w:val="20"/>
+        </w:rPr>
+        <w:t>Global Ecology and Conservation</w:t>
+      </w:r>
+      <w:r>
+        <w:rPr>
+          <w:rFonts w:ascii="Cambria" w:hAnsi="Cambria" w:cs="Cambria" w:eastAsia="Cambria"/>
+          <w:b w:val="0"/>
+          <w:i w:val="0"/>
+          <w:color w:val="1A1A1A"/>
+          <w:sz w:val="20"/>
+        </w:rPr>
+        <w:t xml:space="preserve">, </w:t>
+      </w:r>
+      <w:r>
+        <w:rPr>
+          <w:rFonts w:ascii="Cambria" w:hAnsi="Cambria" w:cs="Cambria" w:eastAsia="Cambria"/>
+          <w:b w:val="0"/>
+          <w:i/>
+          <w:color w:val="1A1A1A"/>
+          <w:sz w:val="20"/>
+        </w:rPr>
+        <w:t>71</w:t>
+      </w:r>
+      <w:r>
+        <w:rPr>
+          <w:rFonts w:ascii="Cambria" w:hAnsi="Cambria" w:cs="Cambria" w:eastAsia="Cambria"/>
+          <w:b w:val="0"/>
+          <w:i w:val="0"/>
+          <w:color w:val="1A1A1A"/>
+          <w:sz w:val="20"/>
+        </w:rPr>
+        <w:t>, e04430</w:t>
+      </w:r>
+      <w:r>
+        <w:rPr>
+          <w:rFonts w:ascii="Cambria" w:hAnsi="Cambria" w:cs="Cambria" w:eastAsia="Cambria"/>
+          <w:b w:val="0"/>
+          <w:i w:val="0"/>
+          <w:color w:val="1A1A1A"/>
+          <w:sz w:val="20"/>
+        </w:rPr>
+        <w:t xml:space="preserve">. </w:t>
+      </w:r>
+      <w:hyperlink r:id="rId15">
+        <w:r>
+          <w:rPr>
+            <w:rFonts w:ascii="Cambria" w:hAnsi="Cambria" w:cs="Cambria" w:eastAsia="Cambria"/>
+            <w:sz w:val="20"/>
+            <w:color w:val="444444"/>
+          </w:rPr>
+          <w:t xml:space="preserve">https://doi.org/10.1016/j.gecco.2026.e04430</w:t>
+        </w:r>
+      </w:hyperlink>
+      <w:r>
+        <w:rPr>
+          <w:rFonts w:ascii="Cambria" w:hAnsi="Cambria" w:cs="Cambria" w:eastAsia="Cambria"/>
+          <w:b w:val="0"/>
+          <w:i w:val="0"/>
+          <w:color w:val="1F4E3D"/>
+          <w:sz w:val="18"/>
+        </w:rPr>
+        <w:t xml:space="preserve">  · SCIE</w:t>
+      </w:r>
+      <w:r>
+        <w:rPr>
+          <w:rFonts w:ascii="Cambria" w:hAnsi="Cambria" w:cs="Cambria" w:eastAsia="Cambria"/>
+          <w:b w:val="0"/>
+          <w:i w:val="0"/>
+          <w:color w:val="1F4E3D"/>
+          <w:sz w:val="18"/>
+        </w:rPr>
+        <w:t xml:space="preserve">  · IF 3.7, Q1 (2026)</w:t>
+      </w:r>
+    </w:p>
+    <w:p>
+      <w:pPr>
+        <w:spacing w:before="100"/>
+        <w:ind w:left="403" w:hanging="403"/>
+      </w:pPr>
+      <w:r>
+        <w:rPr>
+          <w:rFonts w:ascii="Cambria" w:hAnsi="Cambria" w:cs="Cambria" w:eastAsia="Cambria"/>
+          <w:b w:val="0"/>
+          <w:i w:val="0"/>
+          <w:color w:val="444444"/>
+          <w:sz w:val="20"/>
+        </w:rPr>
+        <w:t xml:space="preserve">2. </w:t>
+      </w:r>
+      <w:r>
+        <w:rPr>
+          <w:rFonts w:ascii="Cambria" w:hAnsi="Cambria" w:cs="Cambria" w:eastAsia="Cambria"/>
           <w:b/>
           <w:i w:val="0"/>
+          <w:color w:val="1A1A1A"/>
+          <w:sz w:val="20"/>
+        </w:rPr>
+        <w:t>Lee, S.</w:t>
+      </w:r>
+      <w:r>
+        <w:rPr>
+          <w:rFonts w:ascii="Cambria" w:hAnsi="Cambria" w:cs="Cambria" w:eastAsia="Cambria"/>
+          <w:b/>
+          <w:i w:val="0"/>
           <w:color w:val="1F4E3D"/>
           <w:sz w:val="20"/>
         </w:rPr>
@@ -811,7 +1007,7 @@
         </w:rPr>
         <w:t xml:space="preserve">. </w:t>
       </w:r>
-      <w:hyperlink r:id="rId15">
+      <w:hyperlink r:id="rId16">
         <w:r>
           <w:rPr>
             <w:rFonts w:ascii="Cambria" w:hAnsi="Cambria" w:cs="Cambria" w:eastAsia="Cambria"/>
@@ -855,7 +1051,7 @@
           <w:color w:val="444444"/>
           <w:sz w:val="20"/>
         </w:rPr>
-        <w:t xml:space="preserve">2. </w:t>
+        <w:t xml:space="preserve">3. </w:t>
       </w:r>
       <w:r>
         <w:rPr>
@@ -1027,7 +1223,7 @@
         </w:rPr>
         <w:t xml:space="preserve">. </w:t>
       </w:r>
-      <w:hyperlink r:id="rId16">
+      <w:hyperlink r:id="rId17">
         <w:r>
           <w:rPr>
             <w:rFonts w:ascii="Cambria" w:hAnsi="Cambria" w:cs="Cambria" w:eastAsia="Cambria"/>
@@ -1071,7 +1267,7 @@
           <w:color w:val="444444"/>
           <w:sz w:val="20"/>
         </w:rPr>
-        <w:t xml:space="preserve">3. </w:t>
+        <w:t xml:space="preserve">4. </w:t>
       </w:r>
       <w:r>
         <w:rPr>
@@ -1273,7 +1469,7 @@
         </w:rPr>
         <w:t xml:space="preserve">. </w:t>
       </w:r>
-      <w:hyperlink r:id="rId17">
+      <w:hyperlink r:id="rId18">
         <w:r>
           <w:rPr>
             <w:rFonts w:ascii="Cambria" w:hAnsi="Cambria" w:cs="Cambria" w:eastAsia="Cambria"/>
@@ -1317,7 +1513,7 @@
           <w:color w:val="444444"/>
           <w:sz w:val="20"/>
         </w:rPr>
-        <w:t xml:space="preserve">4. </w:t>
+        <w:t xml:space="preserve">5. </w:t>
       </w:r>
       <w:r>
         <w:rPr>
@@ -1549,7 +1745,7 @@
         </w:rPr>
         <w:t xml:space="preserve">. </w:t>
       </w:r>
-      <w:hyperlink r:id="rId18">
+      <w:hyperlink r:id="rId19">
         <w:r>
           <w:rPr>
             <w:rFonts w:ascii="Cambria" w:hAnsi="Cambria" w:cs="Cambria" w:eastAsia="Cambria"/>
@@ -1593,7 +1789,7 @@
           <w:color w:val="444444"/>
           <w:sz w:val="20"/>
         </w:rPr>
-        <w:t xml:space="preserve">5. </w:t>
+        <w:t xml:space="preserve">6. </w:t>
       </w:r>
       <w:r>
         <w:rPr>
@@ -1725,7 +1921,7 @@
         </w:rPr>
         <w:t xml:space="preserve">. </w:t>
       </w:r>
-      <w:hyperlink r:id="rId19">
+      <w:hyperlink r:id="rId20">
         <w:r>
           <w:rPr>
             <w:rFonts w:ascii="Cambria" w:hAnsi="Cambria" w:cs="Cambria" w:eastAsia="Cambria"/>
@@ -1769,7 +1965,7 @@
           <w:color w:val="444444"/>
           <w:sz w:val="20"/>
         </w:rPr>
-        <w:t xml:space="preserve">6. </w:t>
+        <w:t xml:space="preserve">7. </w:t>
       </w:r>
       <w:r>
         <w:rPr>
@@ -1921,7 +2117,7 @@
         </w:rPr>
         <w:t xml:space="preserve">. </w:t>
       </w:r>
-      <w:hyperlink r:id="rId20">
+      <w:hyperlink r:id="rId21">
         <w:r>
           <w:rPr>
             <w:rFonts w:ascii="Cambria" w:hAnsi="Cambria" w:cs="Cambria" w:eastAsia="Cambria"/>
@@ -1965,7 +2161,7 @@
           <w:color w:val="444444"/>
           <w:sz w:val="20"/>
         </w:rPr>
-        <w:t xml:space="preserve">7. </w:t>
+        <w:t xml:space="preserve">8. </w:t>
       </w:r>
       <w:r>
         <w:rPr>
@@ -2097,7 +2293,7 @@
         </w:rPr>
         <w:t xml:space="preserve">. </w:t>
       </w:r>
-      <w:hyperlink r:id="rId21">
+      <w:hyperlink r:id="rId22">
         <w:r>
           <w:rPr>
             <w:rFonts w:ascii="Cambria" w:hAnsi="Cambria" w:cs="Cambria" w:eastAsia="Cambria"/>
@@ -2131,7 +2327,7 @@
           <w:color w:val="444444"/>
           <w:sz w:val="20"/>
         </w:rPr>
-        <w:t xml:space="preserve">8. </w:t>
+        <w:t xml:space="preserve">9. </w:t>
       </w:r>
       <w:r>
         <w:rPr>
@@ -2303,7 +2499,7 @@
         </w:rPr>
         <w:t xml:space="preserve">. </w:t>
       </w:r>
-      <w:hyperlink r:id="rId22">
+      <w:hyperlink r:id="rId23">
         <w:r>
           <w:rPr>
             <w:rFonts w:ascii="Cambria" w:hAnsi="Cambria" w:cs="Cambria" w:eastAsia="Cambria"/>
@@ -2337,7 +2533,7 @@
           <w:color w:val="444444"/>
           <w:sz w:val="20"/>
         </w:rPr>
-        <w:t xml:space="preserve">9. </w:t>
+        <w:t xml:space="preserve">10. </w:t>
       </w:r>
       <w:r>
         <w:rPr>
@@ -2499,7 +2695,7 @@
         </w:rPr>
         <w:t xml:space="preserve">. </w:t>
       </w:r>
-      <w:hyperlink r:id="rId23">
+      <w:hyperlink r:id="rId24">
         <w:r>
           <w:rPr>
             <w:rFonts w:ascii="Cambria" w:hAnsi="Cambria" w:cs="Cambria" w:eastAsia="Cambria"/>
@@ -2533,7 +2729,7 @@
           <w:color w:val="444444"/>
           <w:sz w:val="20"/>
         </w:rPr>
-        <w:t xml:space="preserve">10. </w:t>
+        <w:t xml:space="preserve">11. </w:t>
       </w:r>
       <w:r>
         <w:rPr>
@@ -2795,7 +2991,7 @@
         </w:rPr>
         <w:t xml:space="preserve">. </w:t>
       </w:r>
-      <w:hyperlink r:id="rId24">
+      <w:hyperlink r:id="rId25">
         <w:r>
           <w:rPr>
             <w:rFonts w:ascii="Cambria" w:hAnsi="Cambria" w:cs="Cambria" w:eastAsia="Cambria"/>
@@ -2848,7 +3044,7 @@
           <w:color w:val="6F6F6F"/>
           <w:sz w:val="18"/>
         </w:rPr>
-        <w:t>APA 7th.  Name in bold = author; † = first author.  (5 manuscripts; first-author listed first)</w:t>
+        <w:t>APA 7th.  Name in bold = author; † = first author.  (3 manuscripts; first-author listed first)</w:t>
       </w:r>
     </w:p>
     <w:p>
@@ -3157,152 +3353,6 @@
           <w:sz w:val="20"/>
         </w:rPr>
         <w:t xml:space="preserve">3. </w:t>
-      </w:r>
-      <w:r>
-        <w:rPr>
-          <w:rFonts w:ascii="Cambria" w:hAnsi="Cambria" w:cs="Cambria" w:eastAsia="Cambria"/>
-          <w:b w:val="0"/>
-          <w:i w:val="0"/>
-          <w:color w:val="1A1A1A"/>
-          <w:sz w:val="20"/>
-        </w:rPr>
-        <w:t>Kim, Y.</w:t>
-      </w:r>
-      <w:r>
-        <w:rPr>
-          <w:rFonts w:ascii="Cambria" w:hAnsi="Cambria" w:cs="Cambria" w:eastAsia="Cambria"/>
-          <w:b w:val="0"/>
-          <w:i w:val="0"/>
-          <w:color w:val="1A1A1A"/>
-          <w:sz w:val="20"/>
-        </w:rPr>
-        <w:t xml:space="preserve">, </w:t>
-      </w:r>
-      <w:r>
-        <w:rPr>
-          <w:rFonts w:ascii="Cambria" w:hAnsi="Cambria" w:cs="Cambria" w:eastAsia="Cambria"/>
-          <w:b/>
-          <w:i w:val="0"/>
-          <w:color w:val="1A1A1A"/>
-          <w:sz w:val="20"/>
-        </w:rPr>
-        <w:t>Lee, S.</w:t>
-      </w:r>
-      <w:r>
-        <w:rPr>
-          <w:rFonts w:ascii="Cambria" w:hAnsi="Cambria" w:cs="Cambria" w:eastAsia="Cambria"/>
-          <w:b w:val="0"/>
-          <w:i w:val="0"/>
-          <w:color w:val="1A1A1A"/>
-          <w:sz w:val="20"/>
-        </w:rPr>
-        <w:t xml:space="preserve">, </w:t>
-      </w:r>
-      <w:r>
-        <w:rPr>
-          <w:rFonts w:ascii="Cambria" w:hAnsi="Cambria" w:cs="Cambria" w:eastAsia="Cambria"/>
-          <w:b w:val="0"/>
-          <w:i w:val="0"/>
-          <w:color w:val="1A1A1A"/>
-          <w:sz w:val="20"/>
-        </w:rPr>
-        <w:t>Shin, W.</w:t>
-      </w:r>
-      <w:r>
-        <w:rPr>
-          <w:rFonts w:ascii="Cambria" w:hAnsi="Cambria" w:cs="Cambria" w:eastAsia="Cambria"/>
-          <w:b w:val="0"/>
-          <w:i w:val="0"/>
-          <w:color w:val="1A1A1A"/>
-          <w:sz w:val="20"/>
-        </w:rPr>
-        <w:t xml:space="preserve">, </w:t>
-      </w:r>
-      <w:r>
-        <w:rPr>
-          <w:rFonts w:ascii="Cambria" w:hAnsi="Cambria" w:cs="Cambria" w:eastAsia="Cambria"/>
-          <w:b w:val="0"/>
-          <w:i w:val="0"/>
-          <w:color w:val="1A1A1A"/>
-          <w:sz w:val="20"/>
-        </w:rPr>
-        <w:t xml:space="preserve">&amp; </w:t>
-      </w:r>
-      <w:r>
-        <w:rPr>
-          <w:rFonts w:ascii="Cambria" w:hAnsi="Cambria" w:cs="Cambria" w:eastAsia="Cambria"/>
-          <w:b w:val="0"/>
-          <w:i w:val="0"/>
-          <w:color w:val="1A1A1A"/>
-          <w:sz w:val="20"/>
-        </w:rPr>
-        <w:t>Song, Y.</w:t>
-      </w:r>
-      <w:r>
-        <w:rPr>
-          <w:rFonts w:ascii="Cambria" w:hAnsi="Cambria" w:cs="Cambria" w:eastAsia="Cambria"/>
-          <w:b w:val="0"/>
-          <w:i w:val="0"/>
-          <w:color w:val="1A1A1A"/>
-          <w:sz w:val="20"/>
-        </w:rPr>
-        <w:t xml:space="preserve"> (2026). </w:t>
-      </w:r>
-      <w:r>
-        <w:rPr>
-          <w:rFonts w:ascii="Cambria" w:hAnsi="Cambria" w:cs="Cambria" w:eastAsia="Cambria"/>
-          <w:b w:val="0"/>
-          <w:i/>
-          <w:color w:val="1A1A1A"/>
-          <w:sz w:val="20"/>
-        </w:rPr>
-        <w:t>Integrating UAV-derived habitat metrics with movement persistence and species distribution models to characterize seasonal habitat use of invasive turtles in urban wetlands</w:t>
-      </w:r>
-      <w:r>
-        <w:rPr>
-          <w:rFonts w:ascii="Cambria" w:hAnsi="Cambria" w:cs="Cambria" w:eastAsia="Cambria"/>
-          <w:b w:val="0"/>
-          <w:i w:val="0"/>
-          <w:color w:val="1A1A1A"/>
-          <w:sz w:val="20"/>
-        </w:rPr>
-        <w:t xml:space="preserve"> [Revise and resubmit, 1st round]. </w:t>
-      </w:r>
-      <w:r>
-        <w:rPr>
-          <w:rFonts w:ascii="Cambria" w:hAnsi="Cambria" w:cs="Cambria" w:eastAsia="Cambria"/>
-          <w:b w:val="0"/>
-          <w:i w:val="0"/>
-          <w:color w:val="1A1A1A"/>
-          <w:sz w:val="20"/>
-        </w:rPr>
-        <w:t>Global Ecology and Conservation.</w:t>
-      </w:r>
-      <w:r>
-        <w:rPr>
-          <w:rFonts w:ascii="Cambria" w:hAnsi="Cambria" w:cs="Cambria" w:eastAsia="Cambria"/>
-          <w:b w:val="0"/>
-          <w:i w:val="0"/>
-          <w:color w:val="444444"/>
-          <w:sz w:val="18"/>
-        </w:rPr>
-        <w:t xml:space="preserve">  · May 2026</w:t>
-      </w:r>
-    </w:p>
-    <w:p>
-      <w:pPr>
-        <w:spacing w:before="100"/>
-        <w:ind w:left="403" w:hanging="403"/>
-      </w:pPr>
-      <w:r>
-        <w:rPr>
-          <w:rFonts w:ascii="Cambria" w:hAnsi="Cambria" w:cs="Cambria" w:eastAsia="Cambria"/>
-          <w:b w:val="0"/>
-          <w:i w:val="0"/>
-          <w:color w:val="444444"/>
-          <w:sz w:val="20"/>
-        </w:rPr>
-        <w:t xml:space="preserve">4. </w:t>
       </w:r>
       <w:r>
         <w:rPr>
@@ -7874,7 +7924,7 @@
         </w:rPr>
         <w:t xml:space="preserve">• </w:t>
       </w:r>
-      <w:hyperlink r:id="rId25">
+      <w:hyperlink r:id="rId26">
         <w:r>
           <w:rPr>
             <w:rFonts w:ascii="Cambria" w:hAnsi="Cambria" w:cs="Cambria" w:eastAsia="Cambria"/>
@@ -7914,7 +7964,7 @@
         </w:rPr>
         <w:t xml:space="preserve">• </w:t>
       </w:r>
-      <w:hyperlink r:id="rId26">
+      <w:hyperlink r:id="rId27">
         <w:r>
           <w:rPr>
             <w:rFonts w:ascii="Cambria" w:hAnsi="Cambria" w:cs="Cambria" w:eastAsia="Cambria"/>
@@ -7954,7 +8004,7 @@
         </w:rPr>
         <w:t xml:space="preserve">• </w:t>
       </w:r>
-      <w:hyperlink r:id="rId27">
+      <w:hyperlink r:id="rId28">
         <w:r>
           <w:rPr>
             <w:rFonts w:ascii="Cambria" w:hAnsi="Cambria" w:cs="Cambria" w:eastAsia="Cambria"/>
@@ -7994,7 +8044,7 @@
         </w:rPr>
         <w:t xml:space="preserve">• </w:t>
       </w:r>
-      <w:hyperlink r:id="rId28">
+      <w:hyperlink r:id="rId29">
         <w:r>
           <w:rPr>
             <w:rFonts w:ascii="Cambria" w:hAnsi="Cambria" w:cs="Cambria" w:eastAsia="Cambria"/>

--- a/cv/Lee_Seunghyeon_CV_v12.docx
+++ b/cv/Lee_Seunghyeon_CV_v12.docx
@@ -7005,7 +7005,7 @@
           <w:color w:val="6F6F6F"/>
           <w:sz w:val="18"/>
         </w:rPr>
-        <w:t>7 registered, 4 pending.</w:t>
+        <w:t>8 registered, 3 pending.</w:t>
       </w:r>
     </w:p>
     <w:p>
@@ -7046,7 +7046,7 @@
           <w:color w:val="1A1A1A"/>
           <w:sz w:val="20"/>
         </w:rPr>
-        <w:t xml:space="preserve">System and method for providing a tree-management platform. </w:t>
+        <w:t xml:space="preserve">Quantitative assessment and automatic classification of wildfire damage using spaceborne LiDAR. </w:t>
       </w:r>
       <w:r>
         <w:rPr>
@@ -7056,7 +7056,7 @@
           <w:color w:val="444444"/>
           <w:sz w:val="18"/>
         </w:rPr>
-        <w:t>Registered Sep 2025 · Seunghyeon Lee</w:t>
+        <w:t>Registered Aug 2026 · Seoul National University &amp; Dankook Univ.</w:t>
       </w:r>
     </w:p>
     <w:p>
@@ -7082,7 +7082,7 @@
           <w:color w:val="1A1A1A"/>
           <w:sz w:val="20"/>
         </w:rPr>
-        <w:t xml:space="preserve">Method and system for determining wetland vegetation structure using drone LiDAR. </w:t>
+        <w:t xml:space="preserve">System and method for providing a tree-management platform. </w:t>
       </w:r>
       <w:r>
         <w:rPr>
@@ -7092,7 +7092,7 @@
           <w:color w:val="444444"/>
           <w:sz w:val="18"/>
         </w:rPr>
-        <w:t>Registered Apr 2025 · Seoul National University</w:t>
+        <w:t>Registered Sep 2025 · Seunghyeon Lee</w:t>
       </w:r>
     </w:p>
     <w:p>
@@ -7118,7 +7118,7 @@
           <w:color w:val="1A1A1A"/>
           <w:sz w:val="20"/>
         </w:rPr>
-        <w:t xml:space="preserve">Image-based roadside-tree information management system and method. </w:t>
+        <w:t xml:space="preserve">Method and system for determining wetland vegetation structure using drone LiDAR. </w:t>
       </w:r>
       <w:r>
         <w:rPr>
@@ -7128,7 +7128,7 @@
           <w:color w:val="444444"/>
           <w:sz w:val="18"/>
         </w:rPr>
-        <w:t>Registered Nov 2024 · Seunghyeon Lee</w:t>
+        <w:t>Registered Apr 2025 · Seoul National University</w:t>
       </w:r>
     </w:p>
     <w:p>
@@ -7154,7 +7154,7 @@
           <w:color w:val="1A1A1A"/>
           <w:sz w:val="20"/>
         </w:rPr>
-        <w:t xml:space="preserve">Prediction of missing location points of a wildlife GPS tracker by combining in-situ and biological information. </w:t>
+        <w:t xml:space="preserve">Image-based roadside-tree information management system and method. </w:t>
       </w:r>
       <w:r>
         <w:rPr>
@@ -7164,7 +7164,7 @@
           <w:color w:val="444444"/>
           <w:sz w:val="18"/>
         </w:rPr>
-        <w:t>Registered Jul 2023 · Seoul National University</w:t>
+        <w:t>Registered Nov 2024 · Seunghyeon Lee</w:t>
       </w:r>
     </w:p>
     <w:p>
@@ -7190,7 +7190,7 @@
           <w:color w:val="1A1A1A"/>
           <w:sz w:val="20"/>
         </w:rPr>
-        <w:t xml:space="preserve">Self-heating target module for thermal-camera performance testing and precision data acquisition. </w:t>
+        <w:t xml:space="preserve">Prediction of missing location points of a wildlife GPS tracker by combining in-situ and biological information. </w:t>
       </w:r>
       <w:r>
         <w:rPr>
@@ -7200,7 +7200,7 @@
           <w:color w:val="444444"/>
           <w:sz w:val="18"/>
         </w:rPr>
-        <w:t>Registered Oct 2022 · Seoul National University</w:t>
+        <w:t>Registered Jul 2023 · Seoul National University</w:t>
       </w:r>
     </w:p>
     <w:p>
@@ -7226,7 +7226,7 @@
           <w:color w:val="1A1A1A"/>
           <w:sz w:val="20"/>
         </w:rPr>
-        <w:t xml:space="preserve">Automated wildlife detection method and device using drone-mounted thermal-camera imagery. </w:t>
+        <w:t xml:space="preserve">Self-heating target module for thermal-camera performance testing and precision data acquisition. </w:t>
       </w:r>
       <w:r>
         <w:rPr>
@@ -7236,7 +7236,7 @@
           <w:color w:val="444444"/>
           <w:sz w:val="18"/>
         </w:rPr>
-        <w:t>Registered May 2022 · Seoul National University</w:t>
+        <w:t>Registered Oct 2022 · Seoul National University</w:t>
       </w:r>
     </w:p>
     <w:p>
@@ -7262,7 +7262,7 @@
           <w:color w:val="1A1A1A"/>
           <w:sz w:val="20"/>
         </w:rPr>
-        <w:t xml:space="preserve">A method to derive an optimal plan for outdoor thermal-comfort mitigation. </w:t>
+        <w:t xml:space="preserve">Automated wildlife detection method and device using drone-mounted thermal-camera imagery. </w:t>
       </w:r>
       <w:r>
         <w:rPr>
@@ -7272,22 +7272,7 @@
           <w:color w:val="444444"/>
           <w:sz w:val="18"/>
         </w:rPr>
-        <w:t>Registered Apr 2022 · Seoul National University</w:t>
-      </w:r>
-    </w:p>
-    <w:p>
-      <w:pPr>
-        <w:spacing w:before="100"/>
-      </w:pPr>
-      <w:r>
-        <w:rPr>
-          <w:rFonts w:ascii="Cambria" w:hAnsi="Cambria" w:cs="Cambria" w:eastAsia="Cambria"/>
-          <w:b/>
-          <w:i w:val="0"/>
-          <w:color w:val="1F4E3D"/>
-          <w:sz w:val="21"/>
-        </w:rPr>
-        <w:t>Pending</w:t>
+        <w:t>Registered May 2022 · Seoul National University</w:t>
       </w:r>
     </w:p>
     <w:p>
@@ -7313,7 +7298,7 @@
           <w:color w:val="1A1A1A"/>
           <w:sz w:val="20"/>
         </w:rPr>
-        <w:t xml:space="preserve">Quantitative assessment and automatic classification of wildfire damage using spaceborne LiDAR. </w:t>
+        <w:t xml:space="preserve">A method to derive an optimal plan for outdoor thermal-comfort mitigation. </w:t>
       </w:r>
       <w:r>
         <w:rPr>
@@ -7323,7 +7308,22 @@
           <w:color w:val="444444"/>
           <w:sz w:val="18"/>
         </w:rPr>
-        <w:t>Pending 2025 · Seoul National University &amp; Dankook Univ.</w:t>
+        <w:t>Registered Apr 2022 · Seoul National University</w:t>
+      </w:r>
+    </w:p>
+    <w:p>
+      <w:pPr>
+        <w:spacing w:before="100"/>
+      </w:pPr>
+      <w:r>
+        <w:rPr>
+          <w:rFonts w:ascii="Cambria" w:hAnsi="Cambria" w:cs="Cambria" w:eastAsia="Cambria"/>
+          <w:b/>
+          <w:i w:val="0"/>
+          <w:color w:val="1F4E3D"/>
+          <w:sz w:val="21"/>
+        </w:rPr>
+        <w:t>Pending</w:t>
       </w:r>
     </w:p>
     <w:p>

--- a/cv/Lee_Seunghyeon_CV_v12.docx
+++ b/cv/Lee_Seunghyeon_CV_v12.docx
@@ -3180,17 +3180,17 @@
           <w:color w:val="1A1A1A"/>
           <w:sz w:val="20"/>
         </w:rPr>
-        <w:t xml:space="preserve"> [Manuscript under review]. </w:t>
-      </w:r>
-      <w:r>
-        <w:rPr>
-          <w:rFonts w:ascii="Cambria" w:hAnsi="Cambria" w:cs="Cambria" w:eastAsia="Cambria"/>
-          <w:b w:val="0"/>
-          <w:i w:val="0"/>
-          <w:color w:val="1A1A1A"/>
-          <w:sz w:val="20"/>
-        </w:rPr>
-        <w:t>Science of Remote Sensing.</w:t>
+        <w:t xml:space="preserve"> [Manuscript submitted (with editor)]. </w:t>
+      </w:r>
+      <w:r>
+        <w:rPr>
+          <w:rFonts w:ascii="Cambria" w:hAnsi="Cambria" w:cs="Cambria" w:eastAsia="Cambria"/>
+          <w:b w:val="0"/>
+          <w:i w:val="0"/>
+          <w:color w:val="1A1A1A"/>
+          <w:sz w:val="20"/>
+        </w:rPr>
+        <w:t>Remote Sensing Applications: Society and Environment.</w:t>
       </w:r>
       <w:r>
         <w:rPr>
@@ -3200,7 +3200,7 @@
           <w:color w:val="444444"/>
           <w:sz w:val="18"/>
         </w:rPr>
-        <w:t xml:space="preserve">  · Apr 2026</w:t>
+        <w:t xml:space="preserve">  · Sep 2026</w:t>
       </w:r>
     </w:p>
     <w:p>
@@ -5707,7 +5707,7 @@
           <w:color w:val="444444"/>
           <w:sz w:val="18"/>
         </w:rPr>
-        <w:t>Multi-scale forest typologies (Ecological Indicators 2026, first author); post-fire structural loss via spaceborne LiDAR (Science of Remote Sensing, under review); coastal-wetland Phragmites–Suaeda monitoring (Journal of Coastal Conservation, under review); AGU &amp; ESA presentations</w:t>
+        <w:t>Multi-scale forest typologies (Ecological Indicators 2026, first author); post-fire structural loss via spaceborne LiDAR (Remote Sensing Applications: Society and Environment, submitted); coastal-wetland Phragmites–Suaeda monitoring (Journal of Coastal Conservation, under review); AGU &amp; ESA presentations</w:t>
       </w:r>
     </w:p>
     <w:p>

--- a/cv/Lee_Seunghyeon_CV_v12.docx
+++ b/cv/Lee_Seunghyeon_CV_v12.docx
@@ -422,6 +422,57 @@
           <w:color w:val="1A1A1A"/>
           <w:sz w:val="21"/>
         </w:rPr>
+        <w:t>Visiting Researcher</w:t>
+      </w:r>
+      <w:r>
+        <w:rPr>
+          <w:rFonts w:ascii="Cambria" w:hAnsi="Cambria" w:cs="Cambria" w:eastAsia="Cambria"/>
+          <w:b w:val="0"/>
+          <w:i w:val="0"/>
+          <w:color w:val="1A1A1A"/>
+          <w:sz w:val="21"/>
+        </w:rPr>
+        <w:t xml:space="preserve"> — Institute for Sustainable Development, Seoul National University</w:t>
+      </w:r>
+      <w:r>
+        <w:rPr>
+          <w:rFonts w:ascii="Cambria" w:hAnsi="Cambria" w:cs="Cambria" w:eastAsia="Cambria"/>
+          <w:b w:val="0"/>
+          <w:i w:val="0"/>
+          <w:color w:val="444444"/>
+          <w:sz w:val="20"/>
+        </w:rPr>
+        <w:tab/>
+        <w:t>2026 — Present</w:t>
+      </w:r>
+    </w:p>
+    <w:p>
+      <w:r>
+        <w:rPr>
+          <w:rFonts w:ascii="Cambria" w:hAnsi="Cambria" w:cs="Cambria" w:eastAsia="Cambria"/>
+          <w:b w:val="0"/>
+          <w:i/>
+          <w:color w:val="444444"/>
+          <w:sz w:val="20"/>
+        </w:rPr>
+        <w:t>Seoul, Republic of Korea · LiDAR-based forest vertical structure, disturbance, and urban ecology (continuing doctoral research)</w:t>
+      </w:r>
+    </w:p>
+    <w:p>
+      <w:pPr>
+        <w:tabs>
+          <w:tab w:pos="10224" w:val="right"/>
+        </w:tabs>
+        <w:spacing w:before="100"/>
+      </w:pPr>
+      <w:r>
+        <w:rPr>
+          <w:rFonts w:ascii="Cambria" w:hAnsi="Cambria" w:cs="Cambria" w:eastAsia="Cambria"/>
+          <w:b/>
+          <w:i w:val="0"/>
+          <w:color w:val="1A1A1A"/>
+          <w:sz w:val="21"/>
+        </w:rPr>
         <w:t>Visiting Research Intern</w:t>
       </w:r>
       <w:r>
@@ -8579,6 +8630,57 @@
           <w:spacing w:val="30"/>
         </w:rPr>
         <w:t>Professional Experience</w:t>
+      </w:r>
+    </w:p>
+    <w:p>
+      <w:pPr>
+        <w:tabs>
+          <w:tab w:pos="10224" w:val="right"/>
+        </w:tabs>
+        <w:spacing w:before="100"/>
+      </w:pPr>
+      <w:r>
+        <w:rPr>
+          <w:rFonts w:ascii="Cambria" w:hAnsi="Cambria" w:cs="Cambria" w:eastAsia="Cambria"/>
+          <w:b/>
+          <w:i w:val="0"/>
+          <w:color w:val="1A1A1A"/>
+          <w:sz w:val="21"/>
+        </w:rPr>
+        <w:t>Principal Researcher</w:t>
+      </w:r>
+      <w:r>
+        <w:rPr>
+          <w:rFonts w:ascii="Cambria" w:hAnsi="Cambria" w:cs="Cambria" w:eastAsia="Cambria"/>
+          <w:b w:val="0"/>
+          <w:i w:val="0"/>
+          <w:color w:val="1A1A1A"/>
+          <w:sz w:val="21"/>
+        </w:rPr>
+        <w:t xml:space="preserve"> — Invalab</w:t>
+      </w:r>
+      <w:r>
+        <w:rPr>
+          <w:rFonts w:ascii="Cambria" w:hAnsi="Cambria" w:cs="Cambria" w:eastAsia="Cambria"/>
+          <w:b w:val="0"/>
+          <w:i w:val="0"/>
+          <w:color w:val="444444"/>
+          <w:sz w:val="20"/>
+        </w:rPr>
+        <w:tab/>
+        <w:t>2026 — Present</w:t>
+      </w:r>
+    </w:p>
+    <w:p>
+      <w:r>
+        <w:rPr>
+          <w:rFonts w:ascii="Cambria" w:hAnsi="Cambria" w:cs="Cambria" w:eastAsia="Cambria"/>
+          <w:b w:val="0"/>
+          <w:i/>
+          <w:color w:val="444444"/>
+          <w:sz w:val="20"/>
+        </w:rPr>
+        <w:t>Seoul, Republic of Korea · Ecological restoration company. UAV seed-ball revegetation of disaster-affected sites; individual street-tree classification and attribute inventory (dendrometry, carbon) from urban mobile laser scanning</w:t>
       </w:r>
     </w:p>
     <w:p>

--- a/cv/Lee_Seunghyeon_CV_v12.docx
+++ b/cv/Lee_Seunghyeon_CV_v12.docx
@@ -455,7 +455,7 @@
           <w:color w:val="444444"/>
           <w:sz w:val="20"/>
         </w:rPr>
-        <w:t>Seoul, Republic of Korea · LiDAR-based forest vertical structure, disturbance, and urban ecology (continuing doctoral research)</w:t>
+        <w:t>Seoul, Republic of Korea · LiDAR-based forest vertical structure, disturbance, and urban ecology</w:t>
       </w:r>
     </w:p>
     <w:p>
@@ -3926,7 +3926,7 @@
           <w:color w:val="444444"/>
           <w:sz w:val="20"/>
         </w:rPr>
-        <w:t>Guest lecture, Landscape Systems Analysis Seminar, Department of Environmental Design, Seoul National University.</w:t>
+        <w:t>Guest lecture, Landscape Systems Analysis Seminar (3 cr.), Seoul National University.</w:t>
       </w:r>
     </w:p>
     <w:p>
@@ -3962,7 +3962,7 @@
           <w:color w:val="1A1A1A"/>
           <w:sz w:val="20"/>
         </w:rPr>
-        <w:t xml:space="preserve"> (2025). </w:t>
+        <w:t xml:space="preserve"> (2026). </w:t>
       </w:r>
       <w:r>
         <w:rPr>
@@ -8680,7 +8680,7 @@
           <w:color w:val="444444"/>
           <w:sz w:val="20"/>
         </w:rPr>
-        <w:t>Seoul, Republic of Korea · Ecological restoration company. UAV seed-ball revegetation of disaster-affected sites; individual street-tree classification and attribute inventory (dendrometry, carbon) from urban mobile laser scanning</w:t>
+        <w:t>Seoul, Republic of Korea · UAV seed-ball revegetation of disaster sites; MLS street-tree inventory and carbon</w:t>
       </w:r>
     </w:p>
     <w:p>

--- a/cv/Lee_Seunghyeon_CV_v12.docx
+++ b/cv/Lee_Seunghyeon_CV_v12.docx
@@ -422,7 +422,7 @@
           <w:color w:val="1A1A1A"/>
           <w:sz w:val="21"/>
         </w:rPr>
-        <w:t>Visiting Researcher</w:t>
+        <w:t>Researcher</w:t>
       </w:r>
       <w:r>
         <w:rPr>

--- a/cv/Lee_Seunghyeon_CV_v12.docx
+++ b/cv/Lee_Seunghyeon_CV_v12.docx
@@ -8657,7 +8657,7 @@
           <w:color w:val="1A1A1A"/>
           <w:sz w:val="21"/>
         </w:rPr>
-        <w:t xml:space="preserve"> — Invalab</w:t>
+        <w:t xml:space="preserve"> — InvaLab</w:t>
       </w:r>
       <w:r>
         <w:rPr>

--- a/cv/Lee_Seunghyeon_CV_v12.docx
+++ b/cv/Lee_Seunghyeon_CV_v12.docx
@@ -7056,7 +7056,7 @@
           <w:color w:val="6F6F6F"/>
           <w:sz w:val="18"/>
         </w:rPr>
-        <w:t>8 registered, 3 pending.</w:t>
+        <w:t>9 registered, 3 pending.</w:t>
       </w:r>
     </w:p>
     <w:p>
@@ -7097,7 +7097,7 @@
           <w:color w:val="1A1A1A"/>
           <w:sz w:val="20"/>
         </w:rPr>
-        <w:t xml:space="preserve">Quantitative assessment and automatic classification of wildfire damage using spaceborne LiDAR. </w:t>
+        <w:t xml:space="preserve">Monitoring halophyte distribution from multi-period vegetation indices in coastal wetlands. </w:t>
       </w:r>
       <w:r>
         <w:rPr>
@@ -7107,7 +7107,7 @@
           <w:color w:val="444444"/>
           <w:sz w:val="18"/>
         </w:rPr>
-        <w:t>Registered Aug 2026 · Seoul National University &amp; Dankook Univ.</w:t>
+        <w:t>Registered Sep 2026 · Seoul National University</w:t>
       </w:r>
     </w:p>
     <w:p>
@@ -7133,7 +7133,7 @@
           <w:color w:val="1A1A1A"/>
           <w:sz w:val="20"/>
         </w:rPr>
-        <w:t xml:space="preserve">System and method for providing a tree-management platform. </w:t>
+        <w:t xml:space="preserve">Quantitative assessment and automatic classification of wildfire damage using spaceborne LiDAR. </w:t>
       </w:r>
       <w:r>
         <w:rPr>
@@ -7143,7 +7143,7 @@
           <w:color w:val="444444"/>
           <w:sz w:val="18"/>
         </w:rPr>
-        <w:t>Registered Sep 2025 · Seunghyeon Lee</w:t>
+        <w:t>Registered Aug 2026 · Seoul National University &amp; Dankook Univ.</w:t>
       </w:r>
     </w:p>
     <w:p>
@@ -7169,7 +7169,7 @@
           <w:color w:val="1A1A1A"/>
           <w:sz w:val="20"/>
         </w:rPr>
-        <w:t xml:space="preserve">Method and system for determining wetland vegetation structure using drone LiDAR. </w:t>
+        <w:t xml:space="preserve">System and method for providing a tree-management platform. </w:t>
       </w:r>
       <w:r>
         <w:rPr>
@@ -7179,7 +7179,7 @@
           <w:color w:val="444444"/>
           <w:sz w:val="18"/>
         </w:rPr>
-        <w:t>Registered Apr 2025 · Seoul National University</w:t>
+        <w:t>Registered Sep 2025 · Seunghyeon Lee</w:t>
       </w:r>
     </w:p>
     <w:p>
@@ -7205,7 +7205,7 @@
           <w:color w:val="1A1A1A"/>
           <w:sz w:val="20"/>
         </w:rPr>
-        <w:t xml:space="preserve">Image-based roadside-tree information management system and method. </w:t>
+        <w:t xml:space="preserve">Method and system for determining wetland vegetation structure using drone LiDAR. </w:t>
       </w:r>
       <w:r>
         <w:rPr>
@@ -7215,7 +7215,7 @@
           <w:color w:val="444444"/>
           <w:sz w:val="18"/>
         </w:rPr>
-        <w:t>Registered Nov 2024 · Seunghyeon Lee</w:t>
+        <w:t>Registered Apr 2025 · Seoul National University</w:t>
       </w:r>
     </w:p>
     <w:p>
@@ -7241,7 +7241,7 @@
           <w:color w:val="1A1A1A"/>
           <w:sz w:val="20"/>
         </w:rPr>
-        <w:t xml:space="preserve">Prediction of missing location points of a wildlife GPS tracker by combining in-situ and biological information. </w:t>
+        <w:t xml:space="preserve">Image-based roadside-tree information management system and method. </w:t>
       </w:r>
       <w:r>
         <w:rPr>
@@ -7251,7 +7251,7 @@
           <w:color w:val="444444"/>
           <w:sz w:val="18"/>
         </w:rPr>
-        <w:t>Registered Jul 2023 · Seoul National University</w:t>
+        <w:t>Registered Nov 2024 · Seunghyeon Lee</w:t>
       </w:r>
     </w:p>
     <w:p>
@@ -7277,7 +7277,7 @@
           <w:color w:val="1A1A1A"/>
           <w:sz w:val="20"/>
         </w:rPr>
-        <w:t xml:space="preserve">Self-heating target module for thermal-camera performance testing and precision data acquisition. </w:t>
+        <w:t xml:space="preserve">Prediction of missing location points of a wildlife GPS tracker by combining in-situ and biological information. </w:t>
       </w:r>
       <w:r>
         <w:rPr>
@@ -7287,7 +7287,7 @@
           <w:color w:val="444444"/>
           <w:sz w:val="18"/>
         </w:rPr>
-        <w:t>Registered Oct 2022 · Seoul National University</w:t>
+        <w:t>Registered Jul 2023 · Seoul National University</w:t>
       </w:r>
     </w:p>
     <w:p>
@@ -7313,7 +7313,7 @@
           <w:color w:val="1A1A1A"/>
           <w:sz w:val="20"/>
         </w:rPr>
-        <w:t xml:space="preserve">Automated wildlife detection method and device using drone-mounted thermal-camera imagery. </w:t>
+        <w:t xml:space="preserve">Self-heating target module for thermal-camera performance testing and precision data acquisition. </w:t>
       </w:r>
       <w:r>
         <w:rPr>
@@ -7323,7 +7323,7 @@
           <w:color w:val="444444"/>
           <w:sz w:val="18"/>
         </w:rPr>
-        <w:t>Registered May 2022 · Seoul National University</w:t>
+        <w:t>Registered Oct 2022 · Seoul National University</w:t>
       </w:r>
     </w:p>
     <w:p>
@@ -7349,7 +7349,7 @@
           <w:color w:val="1A1A1A"/>
           <w:sz w:val="20"/>
         </w:rPr>
-        <w:t xml:space="preserve">A method to derive an optimal plan for outdoor thermal-comfort mitigation. </w:t>
+        <w:t xml:space="preserve">Automated wildlife detection method and device using drone-mounted thermal-camera imagery. </w:t>
       </w:r>
       <w:r>
         <w:rPr>
@@ -7359,22 +7359,7 @@
           <w:color w:val="444444"/>
           <w:sz w:val="18"/>
         </w:rPr>
-        <w:t>Registered Apr 2022 · Seoul National University</w:t>
-      </w:r>
-    </w:p>
-    <w:p>
-      <w:pPr>
-        <w:spacing w:before="100"/>
-      </w:pPr>
-      <w:r>
-        <w:rPr>
-          <w:rFonts w:ascii="Cambria" w:hAnsi="Cambria" w:cs="Cambria" w:eastAsia="Cambria"/>
-          <w:b/>
-          <w:i w:val="0"/>
-          <w:color w:val="1F4E3D"/>
-          <w:sz w:val="21"/>
-        </w:rPr>
-        <w:t>Pending</w:t>
+        <w:t>Registered May 2022 · Seoul National University</w:t>
       </w:r>
     </w:p>
     <w:p>
@@ -7400,7 +7385,7 @@
           <w:color w:val="1A1A1A"/>
           <w:sz w:val="20"/>
         </w:rPr>
-        <w:t xml:space="preserve">Monitoring halophyte distribution from multi-period vegetation indices in coastal wetlands. </w:t>
+        <w:t xml:space="preserve">A method to derive an optimal plan for outdoor thermal-comfort mitigation. </w:t>
       </w:r>
       <w:r>
         <w:rPr>
@@ -7410,7 +7395,58 @@
           <w:color w:val="444444"/>
           <w:sz w:val="18"/>
         </w:rPr>
-        <w:t>Pending 2025 · Seoul National University</w:t>
+        <w:t>Registered Apr 2022 · Seoul National University</w:t>
+      </w:r>
+    </w:p>
+    <w:p>
+      <w:pPr>
+        <w:spacing w:before="100"/>
+      </w:pPr>
+      <w:r>
+        <w:rPr>
+          <w:rFonts w:ascii="Cambria" w:hAnsi="Cambria" w:cs="Cambria" w:eastAsia="Cambria"/>
+          <w:b/>
+          <w:i w:val="0"/>
+          <w:color w:val="1F4E3D"/>
+          <w:sz w:val="21"/>
+        </w:rPr>
+        <w:t>Pending</w:t>
+      </w:r>
+    </w:p>
+    <w:p>
+      <w:pPr>
+        <w:spacing w:before="80"/>
+        <w:ind w:left="403" w:hanging="403"/>
+      </w:pPr>
+      <w:r>
+        <w:rPr>
+          <w:rFonts w:ascii="Cambria" w:hAnsi="Cambria" w:cs="Cambria" w:eastAsia="Cambria"/>
+          <w:b w:val="0"/>
+          <w:i w:val="0"/>
+          <w:color w:val="1F4E3D"/>
+          <w:sz w:val="20"/>
+        </w:rPr>
+        <w:t xml:space="preserve">• </w:t>
+      </w:r>
+      <w:r>
+        <w:rPr>
+          <w:rFonts w:ascii="Cambria" w:hAnsi="Cambria" w:cs="Cambria" w:eastAsia="Cambria"/>
+          <w:b w:val="0"/>
+          <w:i w:val="0"/>
+          <w:color w:val="1A1A1A"/>
+          <w:sz w:val="20"/>
+        </w:rPr>
+        <w:t xml:space="preserve">Method And System for Automatic Classification of Forest Vertical Structure Types Using Airborne LiDAR-Derived Vertical Layer Indices. </w:t>
+      </w:r>
+      <w:r>
+        <w:rPr>
+          <w:rFonts w:ascii="Cambria" w:hAnsi="Cambria" w:cs="Cambria" w:eastAsia="Cambria"/>
+          <w:b w:val="0"/>
+          <w:i/>
+          <w:color w:val="444444"/>
+          <w:sz w:val="18"/>
+        </w:rPr>
+        <w:t>Pending 2026 · Seoul National University</w:t>
       </w:r>
     </w:p>
     <w:p>
@@ -8158,7 +8194,7 @@
           <w:color w:val="1A1A1A"/>
           <w:sz w:val="20"/>
         </w:rPr>
-        <w:t>Gumi Urban Corporation — Sewerage design-standards course for wastewater-sector professionals</w:t>
+        <w:t>Hanbat National University — QGIS Python automation and data-model analysis</w:t>
       </w:r>
       <w:r>
         <w:rPr>
@@ -8198,7 +8234,7 @@
           <w:color w:val="1A1A1A"/>
           <w:sz w:val="20"/>
         </w:rPr>
-        <w:t>Incheon Urban Regeneration Center — QGIS analysis and visualization of urban-regeneration sites (baseline conditions, performance indicators, and mapping)</w:t>
+        <w:t>Hyundai NGV — GIS·DBMS courses and AI-powered QGIS-MCP automation</w:t>
       </w:r>
       <w:r>
         <w:rPr>
@@ -8209,7 +8245,7 @@
           <w:sz w:val="20"/>
         </w:rPr>
         <w:tab/>
-        <w:t>2026</w:t>
+        <w:t>2025 — 2026</w:t>
       </w:r>
     </w:p>
     <w:p>
@@ -8238,7 +8274,7 @@
           <w:color w:val="1A1A1A"/>
           <w:sz w:val="20"/>
         </w:rPr>
-        <w:t>Korea Water &amp; Wastewater Works Association (KWWA) — Water-environment engineering QGIS tool-master course (basic &amp; advanced)</w:t>
+        <w:t>Gumi Urban Corporation — Sewerage design-standards course for wastewater-sector professionals</w:t>
       </w:r>
       <w:r>
         <w:rPr>
@@ -8278,7 +8314,7 @@
           <w:color w:val="1A1A1A"/>
           <w:sz w:val="20"/>
         </w:rPr>
-        <w:t>Hanyang Cyber University — QGIS spatial analysis and visualization (beginner to advanced)</w:t>
+        <w:t>Incheon Urban Regeneration Center — QGIS analysis and visualization of urban-regeneration sites</w:t>
       </w:r>
       <w:r>
         <w:rPr>
@@ -8318,7 +8354,7 @@
           <w:color w:val="1A1A1A"/>
           <w:sz w:val="20"/>
         </w:rPr>
-        <w:t>Hyundai NGV — Understanding GIS &amp; spatial analysis/visualization via DBMS (basic &amp; advanced)</w:t>
+        <w:t>Korea Water &amp; Wastewater Works Association (KWWA) — Water-environment engineering QGIS tool-master course (basic &amp; advanced)</w:t>
       </w:r>
       <w:r>
         <w:rPr>
@@ -8329,7 +8365,7 @@
           <w:sz w:val="20"/>
         </w:rPr>
         <w:tab/>
-        <w:t>2025</w:t>
+        <w:t>2026</w:t>
       </w:r>
     </w:p>
     <w:p>
@@ -8358,7 +8394,7 @@
           <w:color w:val="1A1A1A"/>
           <w:sz w:val="20"/>
         </w:rPr>
-        <w:t>Korea Water Resources Corp. (K-water) — Q-GIS practice for water-sector professionals</w:t>
+        <w:t>Korea Engineering Consultants Corp. (KECC) — QGIS × MCP for environmental impact assessment</w:t>
       </w:r>
       <w:r>
         <w:rPr>
@@ -8369,7 +8405,7 @@
           <w:sz w:val="20"/>
         </w:rPr>
         <w:tab/>
-        <w:t>2023 — 2025</w:t>
+        <w:t>2026</w:t>
       </w:r>
     </w:p>
     <w:p>
@@ -8398,7 +8434,7 @@
           <w:color w:val="1A1A1A"/>
           <w:sz w:val="20"/>
         </w:rPr>
-        <w:t>Seoul Software Academy (SeSAC) — AI Big-Data Analyst course: GIS module</w:t>
+        <w:t>Hanyang Cyber University — QGIS spatial analysis and visualization (beginner to advanced)</w:t>
       </w:r>
       <w:r>
         <w:rPr>
@@ -8409,7 +8445,7 @@
           <w:sz w:val="20"/>
         </w:rPr>
         <w:tab/>
-        <w:t>2025</w:t>
+        <w:t>2026</w:t>
       </w:r>
     </w:p>
     <w:p>
@@ -8438,7 +8474,7 @@
           <w:color w:val="1A1A1A"/>
           <w:sz w:val="20"/>
         </w:rPr>
-        <w:t>Korea Environment Corporation (K-eco) — Data-analysis expert training program</w:t>
+        <w:t>Korea Water Resources Corp. (K-water) — Q-GIS practice for water-sector professionals</w:t>
       </w:r>
       <w:r>
         <w:rPr>
@@ -8449,7 +8485,7 @@
           <w:sz w:val="20"/>
         </w:rPr>
         <w:tab/>
-        <w:t>2024 — 2025</w:t>
+        <w:t>2023 — 2025</w:t>
       </w:r>
     </w:p>
     <w:p>
@@ -8478,7 +8514,7 @@
           <w:color w:val="1A1A1A"/>
           <w:sz w:val="20"/>
         </w:rPr>
-        <w:t>Chungcheongnam-do Agricultural Research &amp; Extension Services — QGIS disease-spread visualization</w:t>
+        <w:t>Seoul Software Academy (SeSAC) — AI Big-Data Analyst course: GIS module</w:t>
       </w:r>
       <w:r>
         <w:rPr>
@@ -8489,7 +8525,7 @@
           <w:sz w:val="20"/>
         </w:rPr>
         <w:tab/>
-        <w:t>2024</w:t>
+        <w:t>2025</w:t>
       </w:r>
     </w:p>
     <w:p>
@@ -8518,7 +8554,7 @@
           <w:color w:val="1A1A1A"/>
           <w:sz w:val="20"/>
         </w:rPr>
-        <w:t>SNU Lifelong Education Center — “Map My School Using Public Data” (high-school outreach)</w:t>
+        <w:t>Korea Environment Corporation (K-eco) — Data-analysis expert training program</w:t>
       </w:r>
       <w:r>
         <w:rPr>
@@ -8529,7 +8565,7 @@
           <w:sz w:val="20"/>
         </w:rPr>
         <w:tab/>
-        <w:t>2024, 2026</w:t>
+        <w:t>2024 — 2025</w:t>
       </w:r>
     </w:p>
     <w:p>
@@ -8558,7 +8594,7 @@
           <w:color w:val="1A1A1A"/>
           <w:sz w:val="20"/>
         </w:rPr>
-        <w:t>BK21 SmartCity · SNU GSES — WISE-UP urban spatial-data analysis workshop</w:t>
+        <w:t>SNU Lifelong Education Center — “Map My School Using Public Data” (high-school outreach)</w:t>
       </w:r>
       <w:r>
         <w:rPr>
@@ -8569,47 +8605,7 @@
           <w:sz w:val="20"/>
         </w:rPr>
         <w:tab/>
-        <w:t>2024</w:t>
-      </w:r>
-    </w:p>
-    <w:p>
-      <w:pPr>
-        <w:tabs>
-          <w:tab w:pos="10224" w:val="right"/>
-        </w:tabs>
-        <w:spacing w:before="80"/>
-        <w:ind w:left="403" w:hanging="403"/>
-      </w:pPr>
-      <w:r>
-        <w:rPr>
-          <w:rFonts w:ascii="Cambria" w:hAnsi="Cambria" w:cs="Cambria" w:eastAsia="Cambria"/>
-          <w:b w:val="0"/>
-          <w:i w:val="0"/>
-          <w:color w:val="1F4E3D"/>
-          <w:sz w:val="20"/>
-        </w:rPr>
-        <w:t xml:space="preserve">• </w:t>
-      </w:r>
-      <w:r>
-        <w:rPr>
-          <w:rFonts w:ascii="Cambria" w:hAnsi="Cambria" w:cs="Cambria" w:eastAsia="Cambria"/>
-          <w:b w:val="0"/>
-          <w:i w:val="0"/>
-          <w:color w:val="1A1A1A"/>
-          <w:sz w:val="20"/>
-        </w:rPr>
-        <w:t>Gyeonggi-do HRD Institute — Data visualization for better reports</w:t>
-      </w:r>
-      <w:r>
-        <w:rPr>
-          <w:rFonts w:ascii="Cambria" w:hAnsi="Cambria" w:cs="Cambria" w:eastAsia="Cambria"/>
-          <w:b w:val="0"/>
-          <w:i w:val="0"/>
-          <w:color w:val="444444"/>
-          <w:sz w:val="20"/>
-        </w:rPr>
-        <w:tab/>
-        <w:t>2022</w:t>
+        <w:t>2024, 2026</w:t>
       </w:r>
     </w:p>
     <w:p>
@@ -8884,7 +8880,7 @@
           <w:color w:val="6F6F6F"/>
           <w:sz w:val="18"/>
         </w:rPr>
-        <w:t>Last updated: Sep 2026</w:t>
+        <w:t>Last updated: Oct 2026</w:t>
       </w:r>
     </w:p>
     <w:sectPr>
